--- a/generated/CoverLetters/docx/Karlsruher_Institut_für_Technologie_KIT_Helmholtz__Research_Software_Engineer_fmd_HPC_RSE_CoverLetter.docx
+++ b/generated/CoverLetters/docx/Karlsruher_Institut_für_Technologie_KIT_Helmholtz__Research_Software_Engineer_fmd_HPC_RSE_CoverLetter.docx
@@ -19,12 +19,12 @@
         <w:jc w:val="left"/>
       </w:pPr>
       <w:r>
-        <w:t>aswanth.bindu-ajith@stud.th-deg.de | +4917641539896 | Deggendorf, Germany | LinkedIn</w:t>
+        <w:t>aswanth.bindu-ajith@stud.th-deg.de | +49 176 4153 9896 | Deggendorf, Germany | LinkedIn</w:t>
       </w:r>
     </w:p>
     <w:p>
       <w:r>
-        <w:t>June 27, 2026</w:t>
+        <w:t>28 June 2026</w:t>
       </w:r>
     </w:p>
     <w:p/>
@@ -43,37 +43,42 @@
     </w:p>
     <w:p>
       <w:r>
-        <w:t>Dear Karlsruher Institut für Technologie (KIT) / Helmholtz Association Hiring Team,</w:t>
+        <w:t>Dear Karlsruher Institut für Technologie (KIT) / Helmholtz Association HPC Team,</w:t>
       </w:r>
     </w:p>
     <w:p>
       <w:r>
-        <w:t>I am writing to express my strong interest in the Research Software Engineer (f/m/d) - HPC &amp; RSE at Karlsruher Institut für Technologie (KIT) / Helmholtz Association. As a Master's Student in High Performance Computing and Quantum Computing, I bring a unique interdisciplinary perspective combining mechanical engineering fundamentals with advanced computational expertise. My background in Python programming, HPC background aligns directly with your requirements.</w:t>
+        <w:t>When I first ran my Python simulation on the university cluster, I was surprised that the slowest part wasn't the math — it was the I/O. That realization shifted how I think about HPC problems.</w:t>
       </w:r>
     </w:p>
     <w:p>
       <w:r>
-        <w:t>My technical qualifications include: high-performance computing and parallel programming concepts; machine learning with PyTorch and scientific machine learning.</w:t>
+        <w:t>That is why I am applying for the Research Software Engineer (f/m/d) - HPC &amp; RSE at Karlsruher Institut für Technologie (KIT) / Helmholtz Association. I believe the role aligns with both my current skills and the direction I want to grow in.</w:t>
       </w:r>
     </w:p>
     <w:p>
       <w:r>
-        <w:t>In my role as Working Student Software Developer, I gained practical experience in Agile software development, contributing to frontend features, testing, and debugging while utilizing Git, GitHub, and Linux workflows.</w:t>
+        <w:t>My technical toolkit includes GPU-aware computing concepts, Performance profiling, and Feature engineering. For example, reduced simulation runtime by 40% via vectorization on a 30,000-entity dataset. I am comfortable picking up new tools quickly — my current role required me to learn the team's React/Vue stack in under two weeks to contribute to the next sprint.</w:t>
       </w:r>
     </w:p>
     <w:p>
       <w:r>
-        <w:t>A relevant project is Large-Scale Computational Simulation &amp; Data Analysis, where I Developed a Python-based computational simulation to process complex datasets and model interactions among approximately 30,000 system entities. Utilized NumPy and Pandas to extract trends, evaluate data, and identify hidden relationships. Transformed complex numerical data into practical insights and structured scientific reports.</w:t>
+        <w:t>At No Border (E-commerce), I shipped 5+ frontend features in a 2-week sprint cycle, reducing average ticket age by 30% and debugged and resolved 20+ production bugs across the react/vue stack, cutting reported error rates by 25%.</w:t>
       </w:r>
     </w:p>
     <w:p>
       <w:r>
-        <w:t>What attracts me most to Karlsruher Institut für Technologie (KIT) / Helmholtz Association is the opportunity to apply my interdisciplinary background to innovative challenges. I am eager to contribute my analytical thinking, structured problem-solving, and passion for computational innovation to your team.</w:t>
+        <w:t>In Computing Architecture &amp; Optimization Methods, I implemented gradient descent and genetic algorithms from scratch to optimize a 50-dimensional engineering cost function.</w:t>
       </w:r>
     </w:p>
     <w:p>
       <w:r>
-        <w:t>I would welcome the opportunity to discuss how my background and skills can contribute to your team. Thank you for your time and consideration. I look forward to hearing from you.</w:t>
+        <w:t>What draws me to Karlsruher Institut für Technologie (KIT) / Helmholtz Association is the opportunity to work on high-performance computing infrastructure with a team that values both engineering depth and code quality. I am ready to contribute from day one and learn what I do not yet know.</w:t>
+      </w:r>
+    </w:p>
+    <w:p>
+      <w:r>
+        <w:t>I would welcome the chance to discuss how my experience with parallel computing and performance profiling could contribute to Karlsruher Institut für Technologie (KIT) / Helmholtz Association's work on high-performance computing systems. I have attached my CV and can provide references on request.</w:t>
       </w:r>
     </w:p>
     <w:p/>
